--- a/tillsyn/A 42857-2026 tillsynsbegäran.docx
+++ b/tillsyn/A 42857-2026 tillsynsbegäran.docx
@@ -65,7 +65,7 @@
     </w:p>
     <w:p>
       <w:r>
-        <w:t>I och inom 21 meter från avverkningsanmälan finns fynd av 14 naturvårdsarter, varav 8 är rödlistade, 2 är fridlysta, 12 är typiska (T) och 5 är signalarter (S): garnlav (VU, T), gul taggsvamp (VU, T), knärot (VU, T, §8), dofttaggsvamp (NT, T), dropptaggsvamp (NT, T), motaggsvamp (NT, T), orange taggsvamp (NT, T), skogstrappmossa (NT), källpraktmossa (S, T), mörk husmossa (S, T), platt fjädermossa (S, T), skogshakmossa (S, T), vedticka (S, T) och revlummer (§9). Se Figur 1.</w:t>
+        <w:t>I och inom 21 meter från avverkningsanmälan finns fynd av 15 naturvårdsarter, varav 8 är rödlistade, 2 är fridlysta, 12 är typiska (T) och 6 är signalarter (S): garnlav (VU, T), gul taggsvamp (VU, T), knärot (VU, T, §8), dofttaggsvamp (NT, T), dropptaggsvamp (NT, T), motaggsvamp (NT, T), orange taggsvamp (NT, T), skogstrappmossa (NT), källpraktmossa (S, T), mörk husmossa (S, T), platt fjädermossa (S, T), rödgul trumpetsvamp (S), skogshakmossa (S, T), vedticka (S, T) och revlummer (§9). Se Figur 1.</w:t>
       </w:r>
     </w:p>
     <w:p>
@@ -202,7 +202,7 @@
     </w:p>
     <w:p>
       <w:r>
-        <w:t>I det avverkningsanmälda området finns 2 fyndplatser för knärot registrerade på Artportalen. Figur 2 visar gränserna för buffertzoner på 50 m, som behöver lämnas kring fyndplatserna för att knärotslokalerna inte ska försvinna vid en avverkning. Av det avverkningsanmälda området överlappar 0.37 ha med buffertzonerna och får av detta skäl inte avverkas.</w:t>
+        <w:t>I det avverkningsanmälda området finns 3 fyndplatser för knärot registrerade på Artportalen. Figur 2 visar gränserna för buffertzoner på 50 m, som behöver lämnas kring fyndplatserna för att knärotslokalerna inte ska försvinna vid en avverkning. Av det avverkningsanmälda området överlappar 0.44 ha med buffertzonerna och får av detta skäl inte avverkas.</w:t>
       </w:r>
     </w:p>
     <w:p>
@@ -454,6 +454,17 @@
         <w:rPr>
           <w:b/>
         </w:rPr>
+        <w:t xml:space="preserve">Rödgul trumpetsvamp </w:t>
+      </w:r>
+      <w:r>
+        <w:t>signalerar kalkrika barrsumpskogar eller avgränsade små mineralrika ytor i barrskogslandskapet, vilka normalt har höga naturvärden. I urbergsbygder är den en bra signalart på känsliga skogsbiotoper (Nitare &amp; Skogsstyrelsen, 2019).</w:t>
+      </w:r>
+    </w:p>
+    <w:p>
+      <w:r>
+        <w:rPr>
+          <w:b/>
+        </w:rPr>
         <w:t>Skogshakmossa</w:t>
       </w:r>
       <w:r>
@@ -1193,7 +1204,7 @@
     <w:r>
       <w:tab/>
       <w:tab/>
-      <w:t>2026-10-16</w:t>
+      <w:t>2026-10-17</w:t>
       <w:br/>
       <w:br/>
     </w:r>

--- a/tillsyn/A 42857-2026 tillsynsbegäran.docx
+++ b/tillsyn/A 42857-2026 tillsynsbegäran.docx
@@ -1204,7 +1204,7 @@
     <w:r>
       <w:tab/>
       <w:tab/>
-      <w:t>2026-10-17</w:t>
+      <w:t>2026-10-18</w:t>
       <w:br/>
       <w:br/>
     </w:r>

--- a/tillsyn/A 42857-2026 tillsynsbegäran.docx
+++ b/tillsyn/A 42857-2026 tillsynsbegäran.docx
@@ -1204,7 +1204,7 @@
     <w:r>
       <w:tab/>
       <w:tab/>
-      <w:t>2026-10-18</w:t>
+      <w:t>2026-10-19</w:t>
       <w:br/>
       <w:br/>
     </w:r>

--- a/tillsyn/A 42857-2026 tillsynsbegäran.docx
+++ b/tillsyn/A 42857-2026 tillsynsbegäran.docx
@@ -1204,7 +1204,7 @@
     <w:r>
       <w:tab/>
       <w:tab/>
-      <w:t>2026-10-19</w:t>
+      <w:t>2026-10-20</w:t>
       <w:br/>
       <w:br/>
     </w:r>

--- a/tillsyn/A 42857-2026 tillsynsbegäran.docx
+++ b/tillsyn/A 42857-2026 tillsynsbegäran.docx
@@ -1204,7 +1204,7 @@
     <w:r>
       <w:tab/>
       <w:tab/>
-      <w:t>2026-10-20</w:t>
+      <w:t>2026-10-21</w:t>
       <w:br/>
       <w:br/>
     </w:r>

--- a/tillsyn/A 42857-2026 tillsynsbegäran.docx
+++ b/tillsyn/A 42857-2026 tillsynsbegäran.docx
@@ -1204,7 +1204,7 @@
     <w:r>
       <w:tab/>
       <w:tab/>
-      <w:t>2026-10-21</w:t>
+      <w:t>2026-10-22</w:t>
       <w:br/>
       <w:br/>
     </w:r>

--- a/tillsyn/A 42857-2026 tillsynsbegäran.docx
+++ b/tillsyn/A 42857-2026 tillsynsbegäran.docx
@@ -1204,7 +1204,7 @@
     <w:r>
       <w:tab/>
       <w:tab/>
-      <w:t>2026-10-22</w:t>
+      <w:t>2026-10-23</w:t>
       <w:br/>
       <w:br/>
     </w:r>

--- a/tillsyn/A 42857-2026 tillsynsbegäran.docx
+++ b/tillsyn/A 42857-2026 tillsynsbegäran.docx
@@ -1204,7 +1204,7 @@
     <w:r>
       <w:tab/>
       <w:tab/>
-      <w:t>2026-10-23</w:t>
+      <w:t>2026-10-24</w:t>
       <w:br/>
       <w:br/>
     </w:r>

--- a/tillsyn/A 42857-2026 tillsynsbegäran.docx
+++ b/tillsyn/A 42857-2026 tillsynsbegäran.docx
@@ -1204,7 +1204,7 @@
     <w:r>
       <w:tab/>
       <w:tab/>
-      <w:t>2026-10-24</w:t>
+      <w:t>2026-10-25</w:t>
       <w:br/>
       <w:br/>
     </w:r>

--- a/tillsyn/A 42857-2026 tillsynsbegäran.docx
+++ b/tillsyn/A 42857-2026 tillsynsbegäran.docx
@@ -1204,7 +1204,7 @@
     <w:r>
       <w:tab/>
       <w:tab/>
-      <w:t>2026-10-25</w:t>
+      <w:t>2026-10-26</w:t>
       <w:br/>
       <w:br/>
     </w:r>

--- a/tillsyn/A 42857-2026 tillsynsbegäran.docx
+++ b/tillsyn/A 42857-2026 tillsynsbegäran.docx
@@ -1204,7 +1204,7 @@
     <w:r>
       <w:tab/>
       <w:tab/>
-      <w:t>2026-10-26</w:t>
+      <w:t>2026-10-27</w:t>
       <w:br/>
       <w:br/>
     </w:r>

--- a/tillsyn/A 42857-2026 tillsynsbegäran.docx
+++ b/tillsyn/A 42857-2026 tillsynsbegäran.docx
@@ -1204,7 +1204,7 @@
     <w:r>
       <w:tab/>
       <w:tab/>
-      <w:t>2026-10-27</w:t>
+      <w:t>2026-10-28</w:t>
       <w:br/>
       <w:br/>
     </w:r>

--- a/tillsyn/A 42857-2026 tillsynsbegäran.docx
+++ b/tillsyn/A 42857-2026 tillsynsbegäran.docx
@@ -1204,7 +1204,7 @@
     <w:r>
       <w:tab/>
       <w:tab/>
-      <w:t>2026-10-28</w:t>
+      <w:t>2026-10-29</w:t>
       <w:br/>
       <w:br/>
     </w:r>

--- a/tillsyn/A 42857-2026 tillsynsbegäran.docx
+++ b/tillsyn/A 42857-2026 tillsynsbegäran.docx
@@ -1204,7 +1204,7 @@
     <w:r>
       <w:tab/>
       <w:tab/>
-      <w:t>2026-10-29</w:t>
+      <w:t>2026-10-31</w:t>
       <w:br/>
       <w:br/>
     </w:r>
